--- a/03 - Gjennomføring/Endringsdokumenter/Endringsdokument CR-001 - Sprinkler-romning.docx
+++ b/03 - Gjennomføring/Endringsdokumenter/Endringsdokument CR-001 - Sprinkler-romning.docx
@@ -1925,7 +1925,7 @@
               <w:spacing w:before="40" w:after="40"/>
             </w:pPr>
             <w:r>
-              <w:t>Prosjektleder (gruppe irgesundinger)</w:t>
+              <w:t>Prosjektleder (Gruppe 4.5)</w:t>
             </w:r>
           </w:p>
         </w:tc>
@@ -2308,7 +2308,7 @@
               <w:spacing w:before="40" w:after="40"/>
             </w:pPr>
             <w:r>
-              <w:t>Prosjektleder, gruppe irgesundinger</w:t>
+              <w:t>Prosjektleder, Gruppe 4.5</w:t>
             </w:r>
           </w:p>
         </w:tc>
